--- a/solar-system-domain.docx
+++ b/solar-system-domain.docx
@@ -350,7 +350,21 @@
           <w:i/>
           <w:iCs/>
         </w:rPr>
-        <w:t>TrajectoryChanged</w:t>
+        <w:t>Trajectory</w:t>
+      </w:r>
+      <w:r>
+        <w:rPr>
+          <w:i/>
+          <w:iCs/>
+        </w:rPr>
+        <w:t>OrVelocity</w:t>
+      </w:r>
+      <w:r>
+        <w:rPr>
+          <w:i/>
+          <w:iCs/>
+        </w:rPr>
+        <w:t>Changed</w:t>
       </w:r>
       <w:proofErr w:type="spellEnd"/>
       <w:r>
@@ -360,22 +374,6 @@
         </w:rPr>
         <w:t>,</w:t>
       </w:r>
-      <w:r>
-        <w:rPr>
-          <w:i/>
-          <w:iCs/>
-        </w:rPr>
-        <w:br/>
-      </w:r>
-      <w:proofErr w:type="spellStart"/>
-      <w:r>
-        <w:rPr>
-          <w:i/>
-          <w:iCs/>
-        </w:rPr>
-        <w:t>VelocityChanged</w:t>
-      </w:r>
-      <w:proofErr w:type="spellEnd"/>
     </w:p>
     <w:p>
       <w:proofErr w:type="spellStart"/>
